--- a/Nacravo_SEO_Implementation_Report.docx
+++ b/Nacravo_SEO_Implementation_Report.docx
@@ -9747,7 +9747,7 @@
                 <w:b w:val="0"/>
                 <w:sz w:val="19"/>
               </w:rPr>
-              <w:t>Nacravo LLC, Dubai UAE, +971 58 108 2601, info@nacravo.com sitewide + schema</w:t>
+              <w:t>Nacravo LLC, Dubai UAE, +971 55 540 3038, info@nacravo.com sitewide + schema</w:t>
             </w:r>
           </w:p>
         </w:tc>
